--- a/private/cv-studio-demo/14_Bluefin_Sophie_Jansen_ANONIEM.docx
+++ b/private/cv-studio-demo/14_Bluefin_Sophie_Jansen_ANONIEM.docx
@@ -8,51 +8,75 @@
         <w:jc w:val="center"/>
         <w:tblLayout w:type="fixed"/>
         <w:tblLook w:firstColumn="1" w:firstRow="1" w:lastColumn="0" w:lastRow="0" w:noHBand="0" w:noVBand="1" w:val="04A0"/>
+        <w:tblBorders>
+          <w:top w:val="nil"/>
+          <w:left w:val="nil"/>
+          <w:bottom w:val="nil"/>
+          <w:right w:val="nil"/>
+          <w:insideH w:val="nil"/>
+          <w:insideV w:val="nil"/>
+        </w:tblBorders>
       </w:tblPr>
       <w:tblGrid>
-        <w:gridCol w:w="5464"/>
-        <w:gridCol w:w="5464"/>
+        <w:gridCol w:w="2650"/>
+        <w:gridCol w:w="7690"/>
       </w:tblGrid>
       <w:tr>
+        <w:trPr>
+          <w:trHeight w:val="15048" w:hRule="exact"/>
+        </w:trPr>
         <w:tc>
           <w:tcPr>
-            <w:tcW w:type="dxa" w:w="2952"/>
-            <w:shd w:fill="071C3D"/>
+            <w:tcW w:type="dxa" w:w="2650"/>
+            <w:vAlign w:val="top"/>
+            <w:shd w:fill="009076"/>
             <w:tcMar>
-              <w:top w:w="150" w:type="dxa"/>
-              <w:start w:w="170" w:type="dxa"/>
-              <w:bottom w:w="150" w:type="dxa"/>
-              <w:end w:w="170" w:type="dxa"/>
+              <w:top w:w="125" w:type="dxa"/>
+              <w:start w:w="135" w:type="dxa"/>
+              <w:bottom w:w="100" w:type="dxa"/>
+              <w:end w:w="125" w:type="dxa"/>
             </w:tcMar>
-            <w:vAlign w:val="top"/>
           </w:tcPr>
           <w:p>
-            <w:r/>
-          </w:p>
-          <w:p>
             <w:pPr>
-              <w:spacing w:after="20"/>
-              <w:jc w:val="center"/>
+              <w:spacing w:after="120"/>
             </w:pPr>
             <w:r>
               <w:rPr>
                 <w:rFonts w:ascii="Arial" w:hAnsi="Arial"/>
                 <w:b/>
+                <w:i w:val="0"/>
                 <w:color w:val="FFFFFF"/>
-                <w:sz w:val="24"/>
+                <w:sz w:val="26"/>
+              </w:rPr>
+              <w:t>bluefin</w:t>
+            </w:r>
+          </w:p>
+          <w:p>
+            <w:pPr>
+              <w:spacing w:after="8"/>
+            </w:pPr>
+            <w:r>
+              <w:rPr>
+                <w:rFonts w:ascii="Arial" w:hAnsi="Arial"/>
+                <w:b/>
+                <w:i w:val="0"/>
+                <w:color w:val="FFFFFF"/>
+                <w:sz w:val="20"/>
               </w:rPr>
               <w:t>Kandidaat</w:t>
             </w:r>
           </w:p>
           <w:p>
             <w:pPr>
-              <w:spacing w:after="140"/>
-              <w:jc w:val="center"/>
+              <w:spacing w:after="120"/>
             </w:pPr>
             <w:r>
               <w:rPr>
                 <w:rFonts w:ascii="Arial" w:hAnsi="Arial"/>
-                <w:color w:val="D8E4FF"/>
+                <w:b/>
+                <w:i w:val="0"/>
+                <w:color w:val="D5F2EB"/>
                 <w:sz w:val="16"/>
               </w:rPr>
               <w:t>Business Controller</w:t>
@@ -60,12 +84,13 @@
           </w:p>
           <w:p>
             <w:pPr>
-              <w:spacing w:before="40" w:after="60"/>
+              <w:spacing w:before="10" w:after="44"/>
             </w:pPr>
             <w:r>
               <w:rPr>
                 <w:rFonts w:ascii="Arial" w:hAnsi="Arial"/>
                 <w:b/>
+                <w:i w:val="0"/>
                 <w:color w:val="FFFFFF"/>
                 <w:sz w:val="16"/>
               </w:rPr>
@@ -74,33 +99,66 @@
           </w:p>
           <w:p>
             <w:pPr>
-              <w:spacing w:after="22"/>
+              <w:spacing w:after="19" w:line="240" w:lineRule="auto"/>
             </w:pPr>
             <w:r>
               <w:rPr>
                 <w:rFonts w:ascii="Arial" w:hAnsi="Arial"/>
-                <w:color w:val="EEF3FF"/>
+                <w:b w:val="0"/>
+                <w:i w:val="0"/>
+                <w:color w:val="F1FFFB"/>
                 <w:sz w:val="14"/>
               </w:rPr>
-              <w:t>Regio Utrecht</w:t>
+              <w:t>Regio Amersfoort</w:t>
             </w:r>
           </w:p>
           <w:p>
             <w:pPr>
-              <w:spacing w:after="60"/>
+              <w:spacing w:after="19" w:line="240" w:lineRule="auto"/>
+            </w:pPr>
+            <w:r>
+              <w:rPr>
+                <w:rFonts w:ascii="Arial" w:hAnsi="Arial"/>
+                <w:b w:val="0"/>
+                <w:i w:val="0"/>
+                <w:color w:val="F1FFFB"/>
+                <w:sz w:val="14"/>
+              </w:rPr>
+              <w:t>36 uur</w:t>
+            </w:r>
+          </w:p>
+          <w:p>
+            <w:pPr>
+              <w:spacing w:after="19" w:line="240" w:lineRule="auto"/>
+            </w:pPr>
+            <w:r>
+              <w:rPr>
+                <w:rFonts w:ascii="Arial" w:hAnsi="Arial"/>
+                <w:b w:val="0"/>
+                <w:i w:val="0"/>
+                <w:color w:val="F1FFFB"/>
+                <w:sz w:val="14"/>
+              </w:rPr>
+              <w:t>Hybride werken</w:t>
+            </w:r>
+          </w:p>
+          <w:p>
+            <w:pPr>
+              <w:spacing w:before="10" w:after="80" w:line="240" w:lineRule="auto"/>
               <w:pBdr>
-                <w:bottom w:val="single" w:sz="4" w:space="1" w:color="365174"/>
+                <w:bottom w:val="single" w:sz="5" w:space="1" w:color="64C4B2"/>
               </w:pBdr>
             </w:pPr>
           </w:p>
           <w:p>
             <w:pPr>
-              <w:spacing w:before="40" w:after="60"/>
+              <w:spacing w:before="10" w:after="44"/>
             </w:pPr>
             <w:r>
               <w:rPr>
                 <w:rFonts w:ascii="Arial" w:hAnsi="Arial"/>
                 <w:b/>
+                <w:i w:val="0"/>
                 <w:color w:val="FFFFFF"/>
                 <w:sz w:val="16"/>
               </w:rPr>
@@ -109,38 +167,74 @@
           </w:p>
           <w:p>
             <w:pPr>
-              <w:spacing w:after="20"/>
+              <w:spacing w:after="18" w:line="240" w:lineRule="auto"/>
             </w:pPr>
             <w:r>
               <w:rPr>
                 <w:rFonts w:ascii="Arial" w:hAnsi="Arial"/>
-                <w:color w:val="EEF3FF"/>
+                <w:b w:val="0"/>
+                <w:i w:val="0"/>
+                <w:color w:val="F1FFFB"/>
                 <w:sz w:val="14"/>
               </w:rPr>
-              <w:t>Business partnering</w:t>
+              <w:t>Business control</w:t>
             </w:r>
           </w:p>
           <w:p>
             <w:pPr>
-              <w:spacing w:after="20"/>
+              <w:spacing w:after="18" w:line="240" w:lineRule="auto"/>
             </w:pPr>
             <w:r>
               <w:rPr>
                 <w:rFonts w:ascii="Arial" w:hAnsi="Arial"/>
-                <w:color w:val="EEF3FF"/>
+                <w:b w:val="0"/>
+                <w:i w:val="0"/>
+                <w:color w:val="F1FFFB"/>
                 <w:sz w:val="14"/>
               </w:rPr>
-              <w:t>KPI- en commerciële analyse</w:t>
+              <w:t>Commercial finance</w:t>
             </w:r>
           </w:p>
           <w:p>
             <w:pPr>
-              <w:spacing w:after="20"/>
+              <w:spacing w:after="18" w:line="240" w:lineRule="auto"/>
             </w:pPr>
             <w:r>
               <w:rPr>
                 <w:rFonts w:ascii="Arial" w:hAnsi="Arial"/>
-                <w:color w:val="EEF3FF"/>
+                <w:b w:val="0"/>
+                <w:i w:val="0"/>
+                <w:color w:val="F1FFFB"/>
+                <w:sz w:val="14"/>
+              </w:rPr>
+              <w:t>KPI reporting</w:t>
+            </w:r>
+          </w:p>
+          <w:p>
+            <w:pPr>
+              <w:spacing w:after="18" w:line="240" w:lineRule="auto"/>
+            </w:pPr>
+            <w:r>
+              <w:rPr>
+                <w:rFonts w:ascii="Arial" w:hAnsi="Arial"/>
+                <w:b w:val="0"/>
+                <w:i w:val="0"/>
+                <w:color w:val="F1FFFB"/>
+                <w:sz w:val="14"/>
+              </w:rPr>
+              <w:t>Margin analysis</w:t>
+            </w:r>
+          </w:p>
+          <w:p>
+            <w:pPr>
+              <w:spacing w:after="18" w:line="240" w:lineRule="auto"/>
+            </w:pPr>
+            <w:r>
+              <w:rPr>
+                <w:rFonts w:ascii="Arial" w:hAnsi="Arial"/>
+                <w:b w:val="0"/>
+                <w:i w:val="0"/>
+                <w:color w:val="F1FFFB"/>
                 <w:sz w:val="14"/>
               </w:rPr>
               <w:t>Forecasting</w:t>
@@ -148,72 +242,51 @@
           </w:p>
           <w:p>
             <w:pPr>
-              <w:spacing w:after="20"/>
+              <w:spacing w:after="18" w:line="240" w:lineRule="auto"/>
             </w:pPr>
             <w:r>
               <w:rPr>
                 <w:rFonts w:ascii="Arial" w:hAnsi="Arial"/>
-                <w:color w:val="EEF3FF"/>
+                <w:b w:val="0"/>
+                <w:i w:val="0"/>
+                <w:color w:val="F1FFFB"/>
                 <w:sz w:val="14"/>
               </w:rPr>
-              <w:t>Businesscases</w:t>
+              <w:t>Business cases</w:t>
             </w:r>
           </w:p>
           <w:p>
             <w:pPr>
-              <w:spacing w:after="20"/>
+              <w:spacing w:after="18" w:line="240" w:lineRule="auto"/>
             </w:pPr>
             <w:r>
               <w:rPr>
                 <w:rFonts w:ascii="Arial" w:hAnsi="Arial"/>
-                <w:color w:val="EEF3FF"/>
+                <w:b w:val="0"/>
+                <w:i w:val="0"/>
+                <w:color w:val="F1FFFB"/>
                 <w:sz w:val="14"/>
               </w:rPr>
-              <w:t>Financial control</w:t>
+              <w:t>Internal controls</w:t>
             </w:r>
           </w:p>
           <w:p>
             <w:pPr>
-              <w:spacing w:after="20"/>
-            </w:pPr>
-            <w:r>
-              <w:rPr>
-                <w:rFonts w:ascii="Arial" w:hAnsi="Arial"/>
-                <w:color w:val="EEF3FF"/>
-                <w:sz w:val="14"/>
-              </w:rPr>
-              <w:t>Procesverbetering</w:t>
-            </w:r>
-          </w:p>
-          <w:p>
-            <w:pPr>
-              <w:spacing w:after="20"/>
-            </w:pPr>
-            <w:r>
-              <w:rPr>
-                <w:rFonts w:ascii="Arial" w:hAnsi="Arial"/>
-                <w:color w:val="EEF3FF"/>
-                <w:sz w:val="14"/>
-              </w:rPr>
-              <w:t>Excel / Power BI</w:t>
-            </w:r>
-          </w:p>
-          <w:p>
-            <w:pPr>
-              <w:spacing w:after="60"/>
+              <w:spacing w:before="10" w:after="80" w:line="240" w:lineRule="auto"/>
               <w:pBdr>
-                <w:bottom w:val="single" w:sz="4" w:space="1" w:color="365174"/>
+                <w:bottom w:val="single" w:sz="5" w:space="1" w:color="64C4B2"/>
               </w:pBdr>
             </w:pPr>
           </w:p>
           <w:p>
             <w:pPr>
-              <w:spacing w:before="40" w:after="60"/>
+              <w:spacing w:before="10" w:after="44"/>
             </w:pPr>
             <w:r>
               <w:rPr>
                 <w:rFonts w:ascii="Arial" w:hAnsi="Arial"/>
                 <w:b/>
+                <w:i w:val="0"/>
                 <w:color w:val="FFFFFF"/>
                 <w:sz w:val="16"/>
               </w:rPr>
@@ -222,12 +295,14 @@
           </w:p>
           <w:p>
             <w:pPr>
-              <w:spacing w:after="20"/>
+              <w:spacing w:after="19" w:line="240" w:lineRule="auto"/>
             </w:pPr>
             <w:r>
               <w:rPr>
                 <w:rFonts w:ascii="Arial" w:hAnsi="Arial"/>
-                <w:color w:val="EEF3FF"/>
+                <w:b w:val="0"/>
+                <w:i w:val="0"/>
+                <w:color w:val="F1FFFB"/>
                 <w:sz w:val="14"/>
               </w:rPr>
               <w:t>Excel</w:t>
@@ -235,12 +310,14 @@
           </w:p>
           <w:p>
             <w:pPr>
-              <w:spacing w:after="20"/>
+              <w:spacing w:after="19" w:line="240" w:lineRule="auto"/>
             </w:pPr>
             <w:r>
               <w:rPr>
                 <w:rFonts w:ascii="Arial" w:hAnsi="Arial"/>
-                <w:color w:val="EEF3FF"/>
+                <w:b w:val="0"/>
+                <w:i w:val="0"/>
+                <w:color w:val="F1FFFB"/>
                 <w:sz w:val="14"/>
               </w:rPr>
               <w:t>Power BI</w:t>
@@ -248,12 +325,14 @@
           </w:p>
           <w:p>
             <w:pPr>
-              <w:spacing w:after="20"/>
+              <w:spacing w:after="19" w:line="240" w:lineRule="auto"/>
             </w:pPr>
             <w:r>
               <w:rPr>
                 <w:rFonts w:ascii="Arial" w:hAnsi="Arial"/>
-                <w:color w:val="EEF3FF"/>
+                <w:b w:val="0"/>
+                <w:i w:val="0"/>
+                <w:color w:val="F1FFFB"/>
                 <w:sz w:val="14"/>
               </w:rPr>
               <w:t>NetSuite</w:t>
@@ -261,20 +340,21 @@
           </w:p>
           <w:p>
             <w:pPr>
-              <w:spacing w:after="60"/>
+              <w:spacing w:before="10" w:after="80" w:line="240" w:lineRule="auto"/>
               <w:pBdr>
-                <w:bottom w:val="single" w:sz="4" w:space="1" w:color="365174"/>
+                <w:bottom w:val="single" w:sz="5" w:space="1" w:color="64C4B2"/>
               </w:pBdr>
             </w:pPr>
           </w:p>
           <w:p>
             <w:pPr>
-              <w:spacing w:before="40" w:after="60"/>
+              <w:spacing w:before="10" w:after="44"/>
             </w:pPr>
             <w:r>
               <w:rPr>
                 <w:rFonts w:ascii="Arial" w:hAnsi="Arial"/>
                 <w:b/>
+                <w:i w:val="0"/>
                 <w:color w:val="FFFFFF"/>
                 <w:sz w:val="16"/>
               </w:rPr>
@@ -283,12 +363,13 @@
           </w:p>
           <w:p>
             <w:pPr>
-              <w:spacing w:after="20"/>
+              <w:spacing w:after="19"/>
             </w:pPr>
             <w:r>
               <w:rPr>
                 <w:rFonts w:ascii="Arial" w:hAnsi="Arial"/>
                 <w:b/>
+                <w:i w:val="0"/>
                 <w:color w:val="FFFFFF"/>
                 <w:sz w:val="14"/>
               </w:rPr>
@@ -297,7 +378,9 @@
             <w:r>
               <w:rPr>
                 <w:rFonts w:ascii="Arial" w:hAnsi="Arial"/>
-                <w:color w:val="D8E4FF"/>
+                <w:b w:val="0"/>
+                <w:i w:val="0"/>
+                <w:color w:val="F1FFFB"/>
                 <w:sz w:val="14"/>
               </w:rPr>
               <w:t xml:space="preserve"> - Moedertaal</w:t>
@@ -305,12 +388,13 @@
           </w:p>
           <w:p>
             <w:pPr>
-              <w:spacing w:after="20"/>
+              <w:spacing w:after="19"/>
             </w:pPr>
             <w:r>
               <w:rPr>
                 <w:rFonts w:ascii="Arial" w:hAnsi="Arial"/>
                 <w:b/>
+                <w:i w:val="0"/>
                 <w:color w:val="FFFFFF"/>
                 <w:sz w:val="14"/>
               </w:rPr>
@@ -319,28 +403,95 @@
             <w:r>
               <w:rPr>
                 <w:rFonts w:ascii="Arial" w:hAnsi="Arial"/>
-                <w:color w:val="D8E4FF"/>
+                <w:b w:val="0"/>
+                <w:i w:val="0"/>
+                <w:color w:val="F1FFFB"/>
                 <w:sz w:val="14"/>
               </w:rPr>
               <w:t xml:space="preserve"> - Vloeiend</w:t>
             </w:r>
           </w:p>
+          <w:p>
+            <w:pPr>
+              <w:spacing w:before="10" w:after="80" w:line="240" w:lineRule="auto"/>
+              <w:pBdr>
+                <w:bottom w:val="single" w:sz="5" w:space="1" w:color="64C4B2"/>
+              </w:pBdr>
+            </w:pPr>
+          </w:p>
+          <w:p>
+            <w:pPr>
+              <w:spacing w:before="10" w:after="44"/>
+            </w:pPr>
+            <w:r>
+              <w:rPr>
+                <w:rFonts w:ascii="Arial" w:hAnsi="Arial"/>
+                <w:b/>
+                <w:i w:val="0"/>
+                <w:color w:val="FFFFFF"/>
+                <w:sz w:val="16"/>
+              </w:rPr>
+              <w:t>BESCHIKBAARHEID</w:t>
+            </w:r>
+          </w:p>
+          <w:p>
+            <w:pPr>
+              <w:spacing w:after="19" w:line="240" w:lineRule="auto"/>
+            </w:pPr>
+            <w:r>
+              <w:rPr>
+                <w:rFonts w:ascii="Arial" w:hAnsi="Arial"/>
+                <w:b w:val="0"/>
+                <w:i w:val="0"/>
+                <w:color w:val="F1FFFB"/>
+                <w:sz w:val="14"/>
+              </w:rPr>
+              <w:t>36 uur</w:t>
+            </w:r>
+          </w:p>
+          <w:p>
+            <w:pPr>
+              <w:spacing w:after="19" w:line="240" w:lineRule="auto"/>
+            </w:pPr>
+            <w:r>
+              <w:rPr>
+                <w:rFonts w:ascii="Arial" w:hAnsi="Arial"/>
+                <w:b w:val="0"/>
+                <w:i w:val="0"/>
+                <w:color w:val="F1FFFB"/>
+                <w:sz w:val="14"/>
+              </w:rPr>
+              <w:t>Circa 25 km van Amersfoort</w:t>
+            </w:r>
+          </w:p>
+          <w:p>
+            <w:pPr>
+              <w:spacing w:after="19" w:line="240" w:lineRule="auto"/>
+            </w:pPr>
+            <w:r>
+              <w:rPr>
+                <w:rFonts w:ascii="Arial" w:hAnsi="Arial"/>
+                <w:b w:val="0"/>
+                <w:i w:val="0"/>
+                <w:color w:val="F1FFFB"/>
+                <w:sz w:val="14"/>
+              </w:rPr>
+              <w:t>Hybride inzetbaar</w:t>
+            </w:r>
+          </w:p>
         </w:tc>
         <w:tc>
           <w:tcPr>
-            <w:tcW w:type="dxa" w:w="7560"/>
+            <w:tcW w:type="dxa" w:w="7690"/>
+            <w:vAlign w:val="top"/>
             <w:shd w:fill="FFFFFF"/>
             <w:tcMar>
               <w:top w:w="110" w:type="dxa"/>
-              <w:start w:w="190" w:type="dxa"/>
-              <w:bottom w:w="100" w:type="dxa"/>
-              <w:end w:w="140" w:type="dxa"/>
+              <w:start w:w="155" w:type="dxa"/>
+              <w:bottom w:w="80" w:type="dxa"/>
+              <w:end w:w="155" w:type="dxa"/>
             </w:tcMar>
-            <w:vAlign w:val="top"/>
           </w:tcPr>
-          <w:p>
-            <w:r/>
-          </w:p>
           <w:p>
             <w:pPr>
               <w:spacing w:after="0"/>
@@ -349,8 +500,9 @@
               <w:rPr>
                 <w:rFonts w:ascii="Arial" w:hAnsi="Arial"/>
                 <w:b/>
-                <w:color w:val="071C3D"/>
-                <w:sz w:val="39"/>
+                <w:i w:val="0"/>
+                <w:color w:val="1B3C51"/>
+                <w:sz w:val="37"/>
               </w:rPr>
               <w:t>Kandidaat</w:t>
             </w:r>
@@ -363,7 +515,8 @@
               <w:rPr>
                 <w:rFonts w:ascii="Arial" w:hAnsi="Arial"/>
                 <w:b/>
-                <w:color w:val="2E6BE6"/>
+                <w:i w:val="0"/>
+                <w:color w:val="0095D1"/>
                 <w:sz w:val="19"/>
               </w:rPr>
               <w:t>Business Controller</w:t>
@@ -371,34 +524,295 @@
           </w:p>
           <w:p>
             <w:pPr>
-              <w:spacing w:after="80" w:line="240" w:lineRule="auto"/>
+              <w:spacing w:before="10" w:after="44"/>
             </w:pPr>
             <w:r>
               <w:rPr>
                 <w:rFonts w:ascii="Arial" w:hAnsi="Arial"/>
-                <w:color w:val="42506A"/>
-                <w:sz w:val="15"/>
+                <w:b/>
+                <w:i w:val="0"/>
+                <w:color w:val="1B3C51"/>
+                <w:sz w:val="18"/>
               </w:rPr>
-              <w:t>Business Controller met zes jaar ervaring in snelgroeiende commerciële organisaties. Combineert finance, data en stakeholdermanagement en is gewend om KPI's, marges, forecasts en businesscases om te zetten in concrete besluitvorming. Heeft daarnaast hands-on ervaring met afsluiting, controls en auditondersteuning.</w:t>
+              <w:t>PROFIEL</w:t>
             </w:r>
           </w:p>
           <w:p>
             <w:pPr>
-              <w:spacing w:after="60"/>
+              <w:spacing w:after="18" w:line="240" w:lineRule="auto"/>
+              <w:ind w:left="187" w:hanging="130"/>
+            </w:pPr>
+            <w:r>
+              <w:rPr>
+                <w:rFonts w:ascii="Arial" w:hAnsi="Arial"/>
+                <w:b/>
+                <w:i w:val="0"/>
+                <w:color w:val="009076"/>
+                <w:sz w:val="17"/>
+              </w:rPr>
+              <w:t xml:space="preserve">• </w:t>
+            </w:r>
+            <w:r>
+              <w:rPr>
+                <w:rFonts w:ascii="Arial" w:hAnsi="Arial"/>
+                <w:b w:val="0"/>
+                <w:i w:val="0"/>
+                <w:color w:val="203550"/>
+                <w:sz w:val="17"/>
+              </w:rPr>
+              <w:t>Business Controller met 6+ jaar ervaring in snelgroeiende commerciële organisaties en internationale scale-up omgevingen.</w:t>
+            </w:r>
+          </w:p>
+          <w:p>
+            <w:pPr>
+              <w:spacing w:after="18" w:line="240" w:lineRule="auto"/>
+              <w:ind w:left="187" w:hanging="130"/>
+            </w:pPr>
+            <w:r>
+              <w:rPr>
+                <w:rFonts w:ascii="Arial" w:hAnsi="Arial"/>
+                <w:b/>
+                <w:i w:val="0"/>
+                <w:color w:val="009076"/>
+                <w:sz w:val="17"/>
+              </w:rPr>
+              <w:t xml:space="preserve">• </w:t>
+            </w:r>
+            <w:r>
+              <w:rPr>
+                <w:rFonts w:ascii="Arial" w:hAnsi="Arial"/>
+                <w:b w:val="0"/>
+                <w:i w:val="0"/>
+                <w:color w:val="203550"/>
+                <w:sz w:val="17"/>
+              </w:rPr>
+              <w:t>Sterk in KPI's, marges, forecasts en businesscases en gewend financiële inzichten direct te koppelen aan commerciële besluitvorming.</w:t>
+            </w:r>
+          </w:p>
+          <w:p>
+            <w:pPr>
+              <w:spacing w:after="18" w:line="240" w:lineRule="auto"/>
+              <w:ind w:left="187" w:hanging="130"/>
+            </w:pPr>
+            <w:r>
+              <w:rPr>
+                <w:rFonts w:ascii="Arial" w:hAnsi="Arial"/>
+                <w:b/>
+                <w:i w:val="0"/>
+                <w:color w:val="009076"/>
+                <w:sz w:val="17"/>
+              </w:rPr>
+              <w:t xml:space="preserve">• </w:t>
+            </w:r>
+            <w:r>
+              <w:rPr>
+                <w:rFonts w:ascii="Arial" w:hAnsi="Arial"/>
+                <w:b w:val="0"/>
+                <w:i w:val="0"/>
+                <w:color w:val="203550"/>
+                <w:sz w:val="17"/>
+              </w:rPr>
+              <w:t>Combineert business partnering met hands-on ervaring in maandafsluiting, controls, auditondersteuning en procesverbetering.</w:t>
+            </w:r>
+          </w:p>
+          <w:p>
+            <w:pPr>
+              <w:spacing w:before="10" w:after="64" w:line="240" w:lineRule="auto"/>
               <w:pBdr>
-                <w:bottom w:val="single" w:sz="4" w:space="1" w:color="D6DDEA"/>
+                <w:bottom w:val="single" w:sz="5" w:space="1" w:color="A7D9CF"/>
               </w:pBdr>
             </w:pPr>
           </w:p>
           <w:p>
             <w:pPr>
-              <w:spacing w:before="40" w:after="60"/>
+              <w:spacing w:before="10" w:after="44"/>
+              <w:shd w:fill="EAF7F4"/>
             </w:pPr>
             <w:r>
               <w:rPr>
                 <w:rFonts w:ascii="Arial" w:hAnsi="Arial"/>
                 <w:b/>
-                <w:color w:val="071C3D"/>
+                <w:i w:val="0"/>
+                <w:color w:val="E27D2B"/>
+                <w:sz w:val="18"/>
+              </w:rPr>
+              <w:t>MATCH MET SENIOR CONTROLLER - LEASE A BIKE</w:t>
+            </w:r>
+          </w:p>
+          <w:p>
+            <w:pPr>
+              <w:spacing w:after="12" w:line="240" w:lineRule="auto"/>
+              <w:ind w:left="187" w:hanging="130"/>
+            </w:pPr>
+            <w:r>
+              <w:rPr>
+                <w:rFonts w:ascii="Arial" w:hAnsi="Arial"/>
+                <w:b/>
+                <w:i w:val="0"/>
+                <w:color w:val="009076"/>
+                <w:sz w:val="16"/>
+              </w:rPr>
+              <w:t xml:space="preserve">• </w:t>
+            </w:r>
+            <w:r>
+              <w:rPr>
+                <w:rFonts w:ascii="Arial" w:hAnsi="Arial"/>
+                <w:b w:val="0"/>
+                <w:i w:val="0"/>
+                <w:color w:val="203550"/>
+                <w:sz w:val="16"/>
+              </w:rPr>
+              <w:t>6+ jaar relevante controlervaring</w:t>
+            </w:r>
+          </w:p>
+          <w:p>
+            <w:pPr>
+              <w:spacing w:after="12" w:line="240" w:lineRule="auto"/>
+              <w:ind w:left="187" w:hanging="130"/>
+            </w:pPr>
+            <w:r>
+              <w:rPr>
+                <w:rFonts w:ascii="Arial" w:hAnsi="Arial"/>
+                <w:b/>
+                <w:i w:val="0"/>
+                <w:color w:val="009076"/>
+                <w:sz w:val="16"/>
+              </w:rPr>
+              <w:t xml:space="preserve">• </w:t>
+            </w:r>
+            <w:r>
+              <w:rPr>
+                <w:rFonts w:ascii="Arial" w:hAnsi="Arial"/>
+                <w:b w:val="0"/>
+                <w:i w:val="0"/>
+                <w:color w:val="203550"/>
+                <w:sz w:val="16"/>
+              </w:rPr>
+              <w:t>Business partnering met commercie</w:t>
+            </w:r>
+          </w:p>
+          <w:p>
+            <w:pPr>
+              <w:spacing w:after="12" w:line="240" w:lineRule="auto"/>
+              <w:ind w:left="187" w:hanging="130"/>
+            </w:pPr>
+            <w:r>
+              <w:rPr>
+                <w:rFonts w:ascii="Arial" w:hAnsi="Arial"/>
+                <w:b/>
+                <w:i w:val="0"/>
+                <w:color w:val="009076"/>
+                <w:sz w:val="16"/>
+              </w:rPr>
+              <w:t xml:space="preserve">• </w:t>
+            </w:r>
+            <w:r>
+              <w:rPr>
+                <w:rFonts w:ascii="Arial" w:hAnsi="Arial"/>
+                <w:b w:val="0"/>
+                <w:i w:val="0"/>
+                <w:color w:val="203550"/>
+                <w:sz w:val="16"/>
+              </w:rPr>
+              <w:t>KPI-, marge- en rendementsanalyse</w:t>
+            </w:r>
+          </w:p>
+          <w:p>
+            <w:pPr>
+              <w:spacing w:after="12" w:line="240" w:lineRule="auto"/>
+              <w:ind w:left="187" w:hanging="130"/>
+            </w:pPr>
+            <w:r>
+              <w:rPr>
+                <w:rFonts w:ascii="Arial" w:hAnsi="Arial"/>
+                <w:b/>
+                <w:i w:val="0"/>
+                <w:color w:val="009076"/>
+                <w:sz w:val="16"/>
+              </w:rPr>
+              <w:t xml:space="preserve">• </w:t>
+            </w:r>
+            <w:r>
+              <w:rPr>
+                <w:rFonts w:ascii="Arial" w:hAnsi="Arial"/>
+                <w:b w:val="0"/>
+                <w:i w:val="0"/>
+                <w:color w:val="203550"/>
+                <w:sz w:val="16"/>
+              </w:rPr>
+              <w:t>Rolling forecast &amp; budgettering</w:t>
+            </w:r>
+          </w:p>
+          <w:p>
+            <w:pPr>
+              <w:spacing w:after="12" w:line="240" w:lineRule="auto"/>
+              <w:ind w:left="187" w:hanging="130"/>
+            </w:pPr>
+            <w:r>
+              <w:rPr>
+                <w:rFonts w:ascii="Arial" w:hAnsi="Arial"/>
+                <w:b/>
+                <w:i w:val="0"/>
+                <w:color w:val="009076"/>
+                <w:sz w:val="16"/>
+              </w:rPr>
+              <w:t xml:space="preserve">• </w:t>
+            </w:r>
+            <w:r>
+              <w:rPr>
+                <w:rFonts w:ascii="Arial" w:hAnsi="Arial"/>
+                <w:b w:val="0"/>
+                <w:i w:val="0"/>
+                <w:color w:val="203550"/>
+                <w:sz w:val="16"/>
+              </w:rPr>
+              <w:t>Businesscases &amp; scenarioanalyse</w:t>
+            </w:r>
+          </w:p>
+          <w:p>
+            <w:pPr>
+              <w:spacing w:after="12" w:line="240" w:lineRule="auto"/>
+              <w:ind w:left="187" w:hanging="130"/>
+            </w:pPr>
+            <w:r>
+              <w:rPr>
+                <w:rFonts w:ascii="Arial" w:hAnsi="Arial"/>
+                <w:b/>
+                <w:i w:val="0"/>
+                <w:color w:val="009076"/>
+                <w:sz w:val="16"/>
+              </w:rPr>
+              <w:t xml:space="preserve">• </w:t>
+            </w:r>
+            <w:r>
+              <w:rPr>
+                <w:rFonts w:ascii="Arial" w:hAnsi="Arial"/>
+                <w:b w:val="0"/>
+                <w:i w:val="0"/>
+                <w:color w:val="203550"/>
+                <w:sz w:val="16"/>
+              </w:rPr>
+              <w:t>Financial control &amp; audit support</w:t>
+            </w:r>
+          </w:p>
+          <w:p>
+            <w:pPr>
+              <w:spacing w:before="10" w:after="64" w:line="240" w:lineRule="auto"/>
+              <w:pBdr>
+                <w:bottom w:val="single" w:sz="5" w:space="1" w:color="A7D9CF"/>
+              </w:pBdr>
+            </w:pPr>
+          </w:p>
+          <w:p>
+            <w:pPr>
+              <w:spacing w:before="10" w:after="44"/>
+            </w:pPr>
+            <w:r>
+              <w:rPr>
+                <w:rFonts w:ascii="Arial" w:hAnsi="Arial"/>
+                <w:b/>
+                <w:i w:val="0"/>
+                <w:color w:val="1B3C51"/>
                 <w:sz w:val="18"/>
               </w:rPr>
               <w:t>WERKERVARING</w:t>
@@ -406,491 +820,739 @@
           </w:p>
           <w:p>
             <w:pPr>
-              <w:spacing w:after="4"/>
+              <w:spacing w:after="5"/>
             </w:pPr>
             <w:r>
               <w:rPr>
                 <w:rFonts w:ascii="Arial" w:hAnsi="Arial"/>
                 <w:b/>
-                <w:color w:val="071C3D"/>
-                <w:sz w:val="16"/>
+                <w:i w:val="0"/>
+                <w:color w:val="1B3C51"/>
+                <w:sz w:val="17"/>
               </w:rPr>
               <w:t>Business Controller</w:t>
             </w:r>
             <w:r>
               <w:rPr>
                 <w:rFonts w:ascii="Arial" w:hAnsi="Arial"/>
-                <w:color w:val="6D7890"/>
-                <w:sz w:val="13"/>
+                <w:b w:val="0"/>
+                <w:i w:val="0"/>
+                <w:color w:val="6A7882"/>
+                <w:sz w:val="15"/>
               </w:rPr>
-              <w:t xml:space="preserve">   2022 - heden</w:t>
+              <w:t xml:space="preserve">  2022 - heden</w:t>
             </w:r>
           </w:p>
           <w:p>
             <w:pPr>
-              <w:spacing w:after="14"/>
+              <w:spacing w:after="15"/>
             </w:pPr>
             <w:r>
               <w:rPr>
                 <w:rFonts w:ascii="Arial" w:hAnsi="Arial"/>
                 <w:b/>
-                <w:color w:val="2E6BE6"/>
-                <w:sz w:val="14"/>
+                <w:i w:val="0"/>
+                <w:color w:val="009076"/>
+                <w:sz w:val="15"/>
               </w:rPr>
               <w:t>UrbanRide Commerce B.V. - Hilversum</w:t>
             </w:r>
           </w:p>
           <w:p>
             <w:pPr>
-              <w:spacing w:after="9" w:line="240" w:lineRule="auto"/>
-              <w:ind w:left="187" w:hanging="115"/>
+              <w:spacing w:after="12" w:line="240" w:lineRule="auto"/>
+              <w:ind w:left="187" w:hanging="130"/>
             </w:pPr>
             <w:r>
               <w:rPr>
                 <w:rFonts w:ascii="Arial" w:hAnsi="Arial"/>
                 <w:b/>
-                <w:color w:val="2E6BE6"/>
-                <w:sz w:val="14"/>
+                <w:i w:val="0"/>
+                <w:color w:val="009076"/>
+                <w:sz w:val="16"/>
               </w:rPr>
               <w:t xml:space="preserve">• </w:t>
             </w:r>
             <w:r>
               <w:rPr>
                 <w:rFonts w:ascii="Arial" w:hAnsi="Arial"/>
-                <w:color w:val="071C3D"/>
-                <w:sz w:val="14"/>
+                <w:b w:val="0"/>
+                <w:i w:val="0"/>
+                <w:color w:val="203550"/>
+                <w:sz w:val="16"/>
               </w:rPr>
               <w:t>Financiële sparringpartner voor commercie, operations en country management binnen een Europese scale-up.</w:t>
             </w:r>
           </w:p>
           <w:p>
             <w:pPr>
-              <w:spacing w:after="9" w:line="240" w:lineRule="auto"/>
-              <w:ind w:left="187" w:hanging="115"/>
+              <w:spacing w:after="12" w:line="240" w:lineRule="auto"/>
+              <w:ind w:left="187" w:hanging="130"/>
             </w:pPr>
             <w:r>
               <w:rPr>
                 <w:rFonts w:ascii="Arial" w:hAnsi="Arial"/>
                 <w:b/>
-                <w:color w:val="2E6BE6"/>
-                <w:sz w:val="14"/>
+                <w:i w:val="0"/>
+                <w:color w:val="009076"/>
+                <w:sz w:val="16"/>
               </w:rPr>
               <w:t xml:space="preserve">• </w:t>
             </w:r>
             <w:r>
               <w:rPr>
                 <w:rFonts w:ascii="Arial" w:hAnsi="Arial"/>
-                <w:color w:val="071C3D"/>
-                <w:sz w:val="14"/>
+                <w:b w:val="0"/>
+                <w:i w:val="0"/>
+                <w:color w:val="203550"/>
+                <w:sz w:val="16"/>
               </w:rPr>
               <w:t>Ontwikkelde wekelijkse KPI-set voor omzet, conversie, brutomarge, churn en klantacquisitiekosten.</w:t>
             </w:r>
           </w:p>
           <w:p>
             <w:pPr>
-              <w:spacing w:after="9" w:line="240" w:lineRule="auto"/>
-              <w:ind w:left="187" w:hanging="115"/>
+              <w:spacing w:after="12" w:line="240" w:lineRule="auto"/>
+              <w:ind w:left="187" w:hanging="130"/>
             </w:pPr>
             <w:r>
               <w:rPr>
                 <w:rFonts w:ascii="Arial" w:hAnsi="Arial"/>
                 <w:b/>
-                <w:color w:val="2E6BE6"/>
-                <w:sz w:val="14"/>
+                <w:i w:val="0"/>
+                <w:color w:val="009076"/>
+                <w:sz w:val="16"/>
               </w:rPr>
               <w:t xml:space="preserve">• </w:t>
             </w:r>
             <w:r>
               <w:rPr>
                 <w:rFonts w:ascii="Arial" w:hAnsi="Arial"/>
-                <w:color w:val="071C3D"/>
-                <w:sz w:val="14"/>
+                <w:b w:val="0"/>
+                <w:i w:val="0"/>
+                <w:color w:val="203550"/>
+                <w:sz w:val="16"/>
               </w:rPr>
               <w:t>Leidt rolling forecast en kwartaalplanning en vertaalt commerciële pipeline naar financiële scenario's.</w:t>
             </w:r>
           </w:p>
           <w:p>
             <w:pPr>
-              <w:spacing w:after="2"/>
-            </w:pPr>
-          </w:p>
-          <w:p>
-            <w:pPr>
-              <w:spacing w:after="4"/>
+              <w:spacing w:after="12" w:line="240" w:lineRule="auto"/>
+              <w:ind w:left="187" w:hanging="130"/>
             </w:pPr>
             <w:r>
               <w:rPr>
                 <w:rFonts w:ascii="Arial" w:hAnsi="Arial"/>
                 <w:b/>
-                <w:color w:val="071C3D"/>
+                <w:i w:val="0"/>
+                <w:color w:val="009076"/>
                 <w:sz w:val="16"/>
+              </w:rPr>
+              <w:t xml:space="preserve">• </w:t>
+            </w:r>
+            <w:r>
+              <w:rPr>
+                <w:rFonts w:ascii="Arial" w:hAnsi="Arial"/>
+                <w:b w:val="0"/>
+                <w:i w:val="0"/>
+                <w:color w:val="203550"/>
+                <w:sz w:val="16"/>
+              </w:rPr>
+              <w:t>Berekent businesscases voor nieuwe proposities, partnerships en marktintroducties.</w:t>
+            </w:r>
+          </w:p>
+          <w:p>
+            <w:pPr>
+              <w:spacing w:after="9"/>
+            </w:pPr>
+          </w:p>
+          <w:p>
+            <w:pPr>
+              <w:spacing w:after="5"/>
+            </w:pPr>
+            <w:r>
+              <w:rPr>
+                <w:rFonts w:ascii="Arial" w:hAnsi="Arial"/>
+                <w:b/>
+                <w:i w:val="0"/>
+                <w:color w:val="1B3C51"/>
+                <w:sz w:val="17"/>
               </w:rPr>
               <w:t>Controller</w:t>
             </w:r>
             <w:r>
               <w:rPr>
                 <w:rFonts w:ascii="Arial" w:hAnsi="Arial"/>
-                <w:color w:val="6D7890"/>
-                <w:sz w:val="13"/>
+                <w:b w:val="0"/>
+                <w:i w:val="0"/>
+                <w:color w:val="6A7882"/>
+                <w:sz w:val="15"/>
               </w:rPr>
-              <w:t xml:space="preserve">   2020 - 2022</w:t>
+              <w:t xml:space="preserve">  2020 - 2022</w:t>
             </w:r>
           </w:p>
           <w:p>
             <w:pPr>
-              <w:spacing w:after="14"/>
+              <w:spacing w:after="15"/>
             </w:pPr>
             <w:r>
               <w:rPr>
                 <w:rFonts w:ascii="Arial" w:hAnsi="Arial"/>
                 <w:b/>
-                <w:color w:val="2E6BE6"/>
-                <w:sz w:val="14"/>
+                <w:i w:val="0"/>
+                <w:color w:val="009076"/>
+                <w:sz w:val="15"/>
               </w:rPr>
               <w:t>NovaTech Retail Group B.V. - Almere</w:t>
             </w:r>
           </w:p>
           <w:p>
             <w:pPr>
-              <w:spacing w:after="9" w:line="240" w:lineRule="auto"/>
-              <w:ind w:left="187" w:hanging="115"/>
+              <w:spacing w:after="12" w:line="240" w:lineRule="auto"/>
+              <w:ind w:left="187" w:hanging="130"/>
             </w:pPr>
             <w:r>
               <w:rPr>
                 <w:rFonts w:ascii="Arial" w:hAnsi="Arial"/>
                 <w:b/>
-                <w:color w:val="2E6BE6"/>
-                <w:sz w:val="14"/>
+                <w:i w:val="0"/>
+                <w:color w:val="009076"/>
+                <w:sz w:val="16"/>
               </w:rPr>
               <w:t xml:space="preserve">• </w:t>
             </w:r>
             <w:r>
               <w:rPr>
                 <w:rFonts w:ascii="Arial" w:hAnsi="Arial"/>
-                <w:color w:val="071C3D"/>
-                <w:sz w:val="14"/>
+                <w:b w:val="0"/>
+                <w:i w:val="0"/>
+                <w:color w:val="203550"/>
+                <w:sz w:val="16"/>
               </w:rPr>
               <w:t>Verzorgde maandrapportage, forecast en budget voor e-commerce en winkels in Nederland.</w:t>
             </w:r>
           </w:p>
           <w:p>
             <w:pPr>
-              <w:spacing w:after="9" w:line="240" w:lineRule="auto"/>
-              <w:ind w:left="187" w:hanging="115"/>
+              <w:spacing w:after="12" w:line="240" w:lineRule="auto"/>
+              <w:ind w:left="187" w:hanging="130"/>
             </w:pPr>
             <w:r>
               <w:rPr>
                 <w:rFonts w:ascii="Arial" w:hAnsi="Arial"/>
                 <w:b/>
-                <w:color w:val="2E6BE6"/>
-                <w:sz w:val="14"/>
+                <w:i w:val="0"/>
+                <w:color w:val="009076"/>
+                <w:sz w:val="16"/>
               </w:rPr>
               <w:t xml:space="preserve">• </w:t>
             </w:r>
             <w:r>
               <w:rPr>
                 <w:rFonts w:ascii="Arial" w:hAnsi="Arial"/>
-                <w:color w:val="071C3D"/>
-                <w:sz w:val="14"/>
+                <w:b w:val="0"/>
+                <w:i w:val="0"/>
+                <w:color w:val="203550"/>
+                <w:sz w:val="16"/>
               </w:rPr>
               <w:t>Analyseerde marges, prijs/mix-effecten en promotierendement en adviseerde category management.</w:t>
             </w:r>
           </w:p>
           <w:p>
             <w:pPr>
-              <w:spacing w:after="9" w:line="240" w:lineRule="auto"/>
-              <w:ind w:left="187" w:hanging="115"/>
+              <w:spacing w:after="12" w:line="240" w:lineRule="auto"/>
+              <w:ind w:left="187" w:hanging="130"/>
             </w:pPr>
             <w:r>
               <w:rPr>
                 <w:rFonts w:ascii="Arial" w:hAnsi="Arial"/>
                 <w:b/>
-                <w:color w:val="2E6BE6"/>
-                <w:sz w:val="14"/>
+                <w:i w:val="0"/>
+                <w:color w:val="009076"/>
+                <w:sz w:val="16"/>
               </w:rPr>
               <w:t xml:space="preserve">• </w:t>
             </w:r>
             <w:r>
               <w:rPr>
                 <w:rFonts w:ascii="Arial" w:hAnsi="Arial"/>
-                <w:color w:val="071C3D"/>
-                <w:sz w:val="14"/>
+                <w:b w:val="0"/>
+                <w:i w:val="0"/>
+                <w:color w:val="203550"/>
+                <w:sz w:val="16"/>
               </w:rPr>
               <w:t>Verbeterde processen voor voorraadvoorzieningen, bonusaccruals en controle op omzetboekingen.</w:t>
             </w:r>
           </w:p>
           <w:p>
             <w:pPr>
-              <w:spacing w:after="2"/>
+              <w:spacing w:after="9"/>
             </w:pPr>
           </w:p>
           <w:p>
             <w:pPr>
-              <w:spacing w:after="4"/>
+              <w:spacing w:after="5"/>
             </w:pPr>
             <w:r>
               <w:rPr>
                 <w:rFonts w:ascii="Arial" w:hAnsi="Arial"/>
                 <w:b/>
-                <w:color w:val="071C3D"/>
-                <w:sz w:val="16"/>
+                <w:i w:val="0"/>
+                <w:color w:val="1B3C51"/>
+                <w:sz w:val="17"/>
               </w:rPr>
               <w:t>Junior Business Controller</w:t>
             </w:r>
             <w:r>
               <w:rPr>
                 <w:rFonts w:ascii="Arial" w:hAnsi="Arial"/>
-                <w:color w:val="6D7890"/>
-                <w:sz w:val="13"/>
+                <w:b w:val="0"/>
+                <w:i w:val="0"/>
+                <w:color w:val="6A7882"/>
+                <w:sz w:val="15"/>
               </w:rPr>
-              <w:t xml:space="preserve">   2018 - 2020</w:t>
+              <w:t xml:space="preserve">  2018 - 2020</w:t>
             </w:r>
           </w:p>
           <w:p>
             <w:pPr>
-              <w:spacing w:after="14"/>
+              <w:spacing w:after="15"/>
             </w:pPr>
             <w:r>
               <w:rPr>
                 <w:rFonts w:ascii="Arial" w:hAnsi="Arial"/>
                 <w:b/>
-                <w:color w:val="2E6BE6"/>
-                <w:sz w:val="14"/>
+                <w:i w:val="0"/>
+                <w:color w:val="009076"/>
+                <w:sz w:val="15"/>
               </w:rPr>
               <w:t>Connect Services B.V. - Amsterdam</w:t>
             </w:r>
           </w:p>
           <w:p>
             <w:pPr>
-              <w:spacing w:after="9" w:line="240" w:lineRule="auto"/>
-              <w:ind w:left="187" w:hanging="115"/>
+              <w:spacing w:after="12" w:line="240" w:lineRule="auto"/>
+              <w:ind w:left="187" w:hanging="130"/>
             </w:pPr>
             <w:r>
               <w:rPr>
                 <w:rFonts w:ascii="Arial" w:hAnsi="Arial"/>
                 <w:b/>
-                <w:color w:val="2E6BE6"/>
-                <w:sz w:val="14"/>
+                <w:i w:val="0"/>
+                <w:color w:val="009076"/>
+                <w:sz w:val="16"/>
               </w:rPr>
               <w:t xml:space="preserve">• </w:t>
             </w:r>
             <w:r>
               <w:rPr>
                 <w:rFonts w:ascii="Arial" w:hAnsi="Arial"/>
-                <w:color w:val="071C3D"/>
-                <w:sz w:val="14"/>
+                <w:b w:val="0"/>
+                <w:i w:val="0"/>
+                <w:color w:val="203550"/>
+                <w:sz w:val="16"/>
               </w:rPr>
-              <w:t>Maandelijkse rapportages en analyses voor twee business units.</w:t>
+              <w:t>Maakte maandelijkse rapportages en analyses voor twee business units.</w:t>
             </w:r>
           </w:p>
           <w:p>
             <w:pPr>
-              <w:spacing w:after="9" w:line="240" w:lineRule="auto"/>
-              <w:ind w:left="187" w:hanging="115"/>
+              <w:spacing w:after="12" w:line="240" w:lineRule="auto"/>
+              <w:ind w:left="187" w:hanging="130"/>
             </w:pPr>
             <w:r>
               <w:rPr>
                 <w:rFonts w:ascii="Arial" w:hAnsi="Arial"/>
                 <w:b/>
-                <w:color w:val="2E6BE6"/>
-                <w:sz w:val="14"/>
+                <w:i w:val="0"/>
+                <w:color w:val="009076"/>
+                <w:sz w:val="16"/>
               </w:rPr>
               <w:t xml:space="preserve">• </w:t>
             </w:r>
             <w:r>
               <w:rPr>
                 <w:rFonts w:ascii="Arial" w:hAnsi="Arial"/>
-                <w:color w:val="071C3D"/>
-                <w:sz w:val="14"/>
+                <w:b w:val="0"/>
+                <w:i w:val="0"/>
+                <w:color w:val="203550"/>
+                <w:sz w:val="16"/>
               </w:rPr>
-              <w:t>Ondersteuning bij budgettering, forecasts en ad-hoc analyses voor management.</w:t>
+              <w:t>Ondersteunde budgettering, forecasts en ad-hoc analyses voor management.</w:t>
             </w:r>
           </w:p>
           <w:p>
             <w:pPr>
-              <w:spacing w:after="9" w:line="240" w:lineRule="auto"/>
-              <w:ind w:left="187" w:hanging="115"/>
+              <w:spacing w:after="12" w:line="240" w:lineRule="auto"/>
+              <w:ind w:left="187" w:hanging="130"/>
             </w:pPr>
             <w:r>
               <w:rPr>
                 <w:rFonts w:ascii="Arial" w:hAnsi="Arial"/>
                 <w:b/>
-                <w:color w:val="2E6BE6"/>
-                <w:sz w:val="14"/>
+                <w:i w:val="0"/>
+                <w:color w:val="009076"/>
+                <w:sz w:val="16"/>
               </w:rPr>
               <w:t xml:space="preserve">• </w:t>
             </w:r>
             <w:r>
               <w:rPr>
                 <w:rFonts w:ascii="Arial" w:hAnsi="Arial"/>
-                <w:color w:val="071C3D"/>
-                <w:sz w:val="14"/>
+                <w:b w:val="0"/>
+                <w:i w:val="0"/>
+                <w:color w:val="203550"/>
+                <w:sz w:val="16"/>
               </w:rPr>
               <w:t>Bouwde Excel-modellen voor headcount, omzet en projectmarges.</w:t>
             </w:r>
           </w:p>
           <w:p>
             <w:pPr>
-              <w:spacing w:after="2"/>
-            </w:pPr>
-          </w:p>
-          <w:p>
-            <w:pPr>
-              <w:spacing w:after="60"/>
+              <w:spacing w:before="10" w:after="62" w:line="240" w:lineRule="auto"/>
               <w:pBdr>
-                <w:bottom w:val="single" w:sz="4" w:space="1" w:color="D6DDEA"/>
+                <w:bottom w:val="single" w:sz="5" w:space="1" w:color="A7D9CF"/>
               </w:pBdr>
             </w:pPr>
           </w:p>
           <w:p>
             <w:pPr>
-              <w:spacing w:before="40" w:after="60"/>
+              <w:spacing w:before="10" w:after="44"/>
             </w:pPr>
             <w:r>
               <w:rPr>
                 <w:rFonts w:ascii="Arial" w:hAnsi="Arial"/>
                 <w:b/>
-                <w:color w:val="071C3D"/>
+                <w:i w:val="0"/>
+                <w:color w:val="1B3C51"/>
                 <w:sz w:val="17"/>
               </w:rPr>
-              <w:t>OPLEIDING</w:t>
+              <w:t>GESELECTEERDE RESULTATEN</w:t>
             </w:r>
           </w:p>
           <w:p>
             <w:pPr>
-              <w:spacing w:after="6"/>
+              <w:spacing w:after="12" w:line="240" w:lineRule="auto"/>
+              <w:ind w:left="187" w:hanging="130"/>
             </w:pPr>
             <w:r>
               <w:rPr>
                 <w:rFonts w:ascii="Arial" w:hAnsi="Arial"/>
                 <w:b/>
-                <w:color w:val="071C3D"/>
-                <w:sz w:val="14"/>
+                <w:i w:val="0"/>
+                <w:color w:val="009076"/>
+                <w:sz w:val="16"/>
+              </w:rPr>
+              <w:t xml:space="preserve">• </w:t>
+            </w:r>
+            <w:r>
+              <w:rPr>
+                <w:rFonts w:ascii="Arial" w:hAnsi="Arial"/>
+                <w:b w:val="0"/>
+                <w:i w:val="0"/>
+                <w:color w:val="203550"/>
+                <w:sz w:val="16"/>
+              </w:rPr>
+              <w:t>Wekelijkse commerciële KPI-set opgezet voor snellere besluitvorming.</w:t>
+            </w:r>
+          </w:p>
+          <w:p>
+            <w:pPr>
+              <w:spacing w:after="12" w:line="240" w:lineRule="auto"/>
+              <w:ind w:left="187" w:hanging="130"/>
+            </w:pPr>
+            <w:r>
+              <w:rPr>
+                <w:rFonts w:ascii="Arial" w:hAnsi="Arial"/>
+                <w:b/>
+                <w:i w:val="0"/>
+                <w:color w:val="009076"/>
+                <w:sz w:val="16"/>
+              </w:rPr>
+              <w:t xml:space="preserve">• </w:t>
+            </w:r>
+            <w:r>
+              <w:rPr>
+                <w:rFonts w:ascii="Arial" w:hAnsi="Arial"/>
+                <w:b w:val="0"/>
+                <w:i w:val="0"/>
+                <w:color w:val="203550"/>
+                <w:sz w:val="16"/>
+              </w:rPr>
+              <w:t>Rolling forecast gekoppeld aan commerciële pipeline en scenario's.</w:t>
+            </w:r>
+          </w:p>
+          <w:p>
+            <w:pPr>
+              <w:spacing w:after="12" w:line="240" w:lineRule="auto"/>
+              <w:ind w:left="187" w:hanging="130"/>
+            </w:pPr>
+            <w:r>
+              <w:rPr>
+                <w:rFonts w:ascii="Arial" w:hAnsi="Arial"/>
+                <w:b/>
+                <w:i w:val="0"/>
+                <w:color w:val="009076"/>
+                <w:sz w:val="16"/>
+              </w:rPr>
+              <w:t xml:space="preserve">• </w:t>
+            </w:r>
+            <w:r>
+              <w:rPr>
+                <w:rFonts w:ascii="Arial" w:hAnsi="Arial"/>
+                <w:b w:val="0"/>
+                <w:i w:val="0"/>
+                <w:color w:val="203550"/>
+                <w:sz w:val="16"/>
+              </w:rPr>
+              <w:t>Businesscases voor proposities en partnerships financieel doorgerekend.</w:t>
+            </w:r>
+          </w:p>
+          <w:p>
+            <w:pPr>
+              <w:spacing w:before="10" w:after="44"/>
+            </w:pPr>
+            <w:r>
+              <w:rPr>
+                <w:rFonts w:ascii="Arial" w:hAnsi="Arial"/>
+                <w:b/>
+                <w:i w:val="0"/>
+                <w:color w:val="1B3C51"/>
+                <w:sz w:val="17"/>
+              </w:rPr>
+              <w:t>CONTROL &amp; COMPLIANCE</w:t>
+            </w:r>
+          </w:p>
+          <w:p>
+            <w:pPr>
+              <w:spacing w:after="11" w:line="240" w:lineRule="auto"/>
+              <w:ind w:left="187" w:hanging="130"/>
+            </w:pPr>
+            <w:r>
+              <w:rPr>
+                <w:rFonts w:ascii="Arial" w:hAnsi="Arial"/>
+                <w:b/>
+                <w:i w:val="0"/>
+                <w:color w:val="009076"/>
+                <w:sz w:val="16"/>
+              </w:rPr>
+              <w:t xml:space="preserve">• </w:t>
+            </w:r>
+            <w:r>
+              <w:rPr>
+                <w:rFonts w:ascii="Arial" w:hAnsi="Arial"/>
+                <w:b w:val="0"/>
+                <w:i w:val="0"/>
+                <w:color w:val="203550"/>
+                <w:sz w:val="16"/>
+              </w:rPr>
+              <w:t>Ondersteunt maandafsluiting met accruals, omzet-cut-off en managementreview.</w:t>
+            </w:r>
+          </w:p>
+          <w:p>
+            <w:pPr>
+              <w:spacing w:after="11" w:line="240" w:lineRule="auto"/>
+              <w:ind w:left="187" w:hanging="130"/>
+            </w:pPr>
+            <w:r>
+              <w:rPr>
+                <w:rFonts w:ascii="Arial" w:hAnsi="Arial"/>
+                <w:b/>
+                <w:i w:val="0"/>
+                <w:color w:val="009076"/>
+                <w:sz w:val="16"/>
+              </w:rPr>
+              <w:t xml:space="preserve">• </w:t>
+            </w:r>
+            <w:r>
+              <w:rPr>
+                <w:rFonts w:ascii="Arial" w:hAnsi="Arial"/>
+                <w:b w:val="0"/>
+                <w:i w:val="0"/>
+                <w:color w:val="203550"/>
+                <w:sz w:val="16"/>
+              </w:rPr>
+              <w:t>Ervaring met Dutch GAAP-auditondersteuning, voorzieningen en omzetcontroles.</w:t>
+            </w:r>
+          </w:p>
+          <w:p>
+            <w:pPr>
+              <w:spacing w:before="10" w:after="56" w:line="240" w:lineRule="auto"/>
+              <w:pBdr>
+                <w:bottom w:val="single" w:sz="5" w:space="1" w:color="A7D9CF"/>
+              </w:pBdr>
+            </w:pPr>
+          </w:p>
+          <w:p>
+            <w:pPr>
+              <w:spacing w:before="10" w:after="44"/>
+            </w:pPr>
+            <w:r>
+              <w:rPr>
+                <w:rFonts w:ascii="Arial" w:hAnsi="Arial"/>
+                <w:b/>
+                <w:i w:val="0"/>
+                <w:color w:val="1B3C51"/>
+                <w:sz w:val="17"/>
+              </w:rPr>
+              <w:t>OPLEIDING &amp; TRAINING</w:t>
+            </w:r>
+          </w:p>
+          <w:p>
+            <w:pPr>
+              <w:spacing w:after="11"/>
+            </w:pPr>
+            <w:r>
+              <w:rPr>
+                <w:rFonts w:ascii="Arial" w:hAnsi="Arial"/>
+                <w:b/>
+                <w:i w:val="0"/>
+                <w:color w:val="203550"/>
+                <w:sz w:val="16"/>
               </w:rPr>
               <w:t>MSc Business Administration - Financial Management</w:t>
             </w:r>
             <w:r>
               <w:rPr>
                 <w:rFonts w:ascii="Arial" w:hAnsi="Arial"/>
-                <w:color w:val="5F6B85"/>
-                <w:sz w:val="14"/>
+                <w:b w:val="0"/>
+                <w:i w:val="0"/>
+                <w:color w:val="6A7882"/>
+                <w:sz w:val="15"/>
               </w:rPr>
-              <w:t xml:space="preserve"> - Vrije Universiteit Amsterdam (2016 - 2018)</w:t>
+              <w:t xml:space="preserve"> - Vrije Universiteit Amsterdam | 2016 - 2018</w:t>
             </w:r>
           </w:p>
           <w:p>
             <w:pPr>
-              <w:spacing w:after="6"/>
+              <w:spacing w:after="11"/>
             </w:pPr>
             <w:r>
               <w:rPr>
                 <w:rFonts w:ascii="Arial" w:hAnsi="Arial"/>
                 <w:b/>
-                <w:color w:val="071C3D"/>
-                <w:sz w:val="14"/>
+                <w:i w:val="0"/>
+                <w:color w:val="203550"/>
+                <w:sz w:val="16"/>
               </w:rPr>
               <w:t>BSc Bedrijfskunde</w:t>
             </w:r>
             <w:r>
               <w:rPr>
                 <w:rFonts w:ascii="Arial" w:hAnsi="Arial"/>
-                <w:color w:val="5F6B85"/>
-                <w:sz w:val="14"/>
+                <w:b w:val="0"/>
+                <w:i w:val="0"/>
+                <w:color w:val="6A7882"/>
+                <w:sz w:val="15"/>
               </w:rPr>
-              <w:t xml:space="preserve"> - Universiteit van Amsterdam (2013 - 2016)</w:t>
+              <w:t xml:space="preserve"> - Universiteit van Amsterdam | 2013 - 2016</w:t>
             </w:r>
           </w:p>
           <w:p>
             <w:pPr>
-              <w:spacing w:before="40" w:after="60"/>
+              <w:spacing w:after="9" w:line="240" w:lineRule="auto"/>
+              <w:ind w:left="187" w:hanging="130"/>
             </w:pPr>
             <w:r>
               <w:rPr>
                 <w:rFonts w:ascii="Arial" w:hAnsi="Arial"/>
                 <w:b/>
-                <w:color w:val="071C3D"/>
-                <w:sz w:val="16"/>
-              </w:rPr>
-              <w:t>AANVULLEND</w:t>
-            </w:r>
-          </w:p>
-          <w:p>
-            <w:pPr>
-              <w:spacing w:after="8" w:line="240" w:lineRule="auto"/>
-              <w:ind w:left="187" w:hanging="115"/>
-            </w:pPr>
-            <w:r>
-              <w:rPr>
-                <w:rFonts w:ascii="Arial" w:hAnsi="Arial"/>
-                <w:b/>
-                <w:color w:val="2E6BE6"/>
-                <w:sz w:val="14"/>
+                <w:i w:val="0"/>
+                <w:color w:val="009076"/>
+                <w:sz w:val="15"/>
               </w:rPr>
               <w:t xml:space="preserve">• </w:t>
             </w:r>
             <w:r>
               <w:rPr>
                 <w:rFonts w:ascii="Arial" w:hAnsi="Arial"/>
-                <w:color w:val="071C3D"/>
-                <w:sz w:val="14"/>
+                <w:b w:val="0"/>
+                <w:i w:val="0"/>
+                <w:color w:val="203550"/>
+                <w:sz w:val="15"/>
               </w:rPr>
-              <w:t>Beschikbaar voor 36 uur</w:t>
+              <w:t>Power BI Data Analyst fundamentals</w:t>
             </w:r>
           </w:p>
           <w:p>
             <w:pPr>
-              <w:spacing w:after="8" w:line="240" w:lineRule="auto"/>
-              <w:ind w:left="187" w:hanging="115"/>
+              <w:spacing w:after="9" w:line="240" w:lineRule="auto"/>
+              <w:ind w:left="187" w:hanging="130"/>
             </w:pPr>
             <w:r>
               <w:rPr>
                 <w:rFonts w:ascii="Arial" w:hAnsi="Arial"/>
                 <w:b/>
-                <w:color w:val="2E6BE6"/>
-                <w:sz w:val="14"/>
+                <w:i w:val="0"/>
+                <w:color w:val="009076"/>
+                <w:sz w:val="15"/>
               </w:rPr>
               <w:t xml:space="preserve">• </w:t>
             </w:r>
             <w:r>
               <w:rPr>
                 <w:rFonts w:ascii="Arial" w:hAnsi="Arial"/>
-                <w:color w:val="071C3D"/>
-                <w:sz w:val="14"/>
+                <w:b w:val="0"/>
+                <w:i w:val="0"/>
+                <w:color w:val="203550"/>
+                <w:sz w:val="15"/>
               </w:rPr>
-              <w:t>Woonachtig op circa 25 km van Amersfoort</w:t>
+              <w:t>Finance Business Partnering - interne opleiding</w:t>
             </w:r>
           </w:p>
           <w:p>
             <w:pPr>
-              <w:spacing w:after="8" w:line="240" w:lineRule="auto"/>
-              <w:ind w:left="187" w:hanging="115"/>
+              <w:spacing w:before="10" w:after="44"/>
             </w:pPr>
             <w:r>
               <w:rPr>
                 <w:rFonts w:ascii="Arial" w:hAnsi="Arial"/>
                 <w:b/>
-                <w:color w:val="2E6BE6"/>
-                <w:sz w:val="14"/>
+                <w:i w:val="0"/>
+                <w:color w:val="1B3C51"/>
+                <w:sz w:val="17"/>
               </w:rPr>
-              <w:t xml:space="preserve">• </w:t>
+              <w:t>BESCHIKBAARHEID</w:t>
             </w:r>
+          </w:p>
+          <w:p>
+            <w:pPr>
+              <w:spacing w:after="0"/>
+            </w:pPr>
             <w:r>
               <w:rPr>
                 <w:rFonts w:ascii="Arial" w:hAnsi="Arial"/>
-                <w:color w:val="071C3D"/>
-                <w:sz w:val="14"/>
+                <w:b w:val="0"/>
+                <w:i w:val="0"/>
+                <w:color w:val="6A7882"/>
+                <w:sz w:val="15"/>
               </w:rPr>
-              <w:t>Power BI Data Analyst fundamentals</w:t>
+              <w:t>36 uur | Circa 25 km van Amersfoort | Hybride inzetbaar</w:t>
             </w:r>
           </w:p>
         </w:tc>
       </w:tr>
     </w:tbl>
+    <w:p>
+      <w:pPr>
+        <w:spacing w:before="0" w:after="0" w:line="240" w:lineRule="auto"/>
+      </w:pPr>
+      <w:r>
+        <w:rPr>
+          <w:rFonts w:ascii="Arial" w:hAnsi="Arial"/>
+          <w:b w:val="0"/>
+          <w:i w:val="0"/>
+          <w:color w:val="FFFFFF"/>
+          <w:sz w:val="2"/>
+        </w:rPr>
+        <w:t xml:space="preserve"> </w:t>
+      </w:r>
+    </w:p>
     <w:sectPr>
-      <w:headerReference w:type="default" r:id="rId9"/>
-      <w:footerReference w:type="default" r:id="rId10"/>
+      <w:footerReference w:type="default" r:id="rId9"/>
       <w:pgSz w:w="11909" w:h="16834"/>
-      <w:pgMar w:top="490" w:right="490" w:bottom="490" w:left="490" w:header="720" w:footer="720" w:gutter="0"/>
+      <w:pgMar w:top="432" w:right="490" w:bottom="432" w:left="490" w:header="144" w:footer="144" w:gutter="0"/>
       <w:cols w:space="720"/>
       <w:docGrid w:linePitch="360"/>
     </w:sectPr>
@@ -903,39 +1565,9 @@
   <w:p>
     <w:pPr>
       <w:pStyle w:val="Footer"/>
-      <w:jc w:val="center"/>
-    </w:pPr>
-    <w:r>
-      <w:rPr>
-        <w:rFonts w:ascii="Arial" w:hAnsi="Arial"/>
-        <w:color w:val="7B8499"/>
-        <w:sz w:val="15"/>
-      </w:rPr>
-      <w:t>Bluefin demo - Senior Controller - Lease a Bike, Amersfoort - synthetisch kandidaatprofiel</w:t>
-    </w:r>
+    </w:pPr>
   </w:p>
 </w:ftr>
-</file>
-
-<file path=word/header1.xml><?xml version="1.0" encoding="utf-8"?>
-<w:hdr xmlns:m="http://schemas.openxmlformats.org/officeDocument/2006/math" xmlns:mc="http://schemas.openxmlformats.org/markup-compatibility/2006" xmlns:mo="http://schemas.microsoft.com/office/mac/office/2008/main" xmlns:mv="urn:schemas-microsoft-com:mac:vml" xmlns:o="urn:schemas-microsoft-com:office:office" xmlns:r="http://schemas.openxmlformats.org/officeDocument/2006/relationships" xmlns:v="urn:schemas-microsoft-com:vml" xmlns:w10="urn:schemas-microsoft-com:office:word" xmlns:w14="http://schemas.microsoft.com/office/word/2010/wordml" xmlns:w="http://schemas.openxmlformats.org/wordprocessingml/2006/main" xmlns:wne="http://schemas.microsoft.com/office/word/2006/wordml" xmlns:wp14="http://schemas.microsoft.com/office/word/2010/wordprocessingDrawing" xmlns:wp="http://schemas.openxmlformats.org/drawingml/2006/wordprocessingDrawing" xmlns:wpc="http://schemas.microsoft.com/office/word/2010/wordprocessingCanvas" xmlns:wpg="http://schemas.microsoft.com/office/word/2010/wordprocessingGroup" xmlns:wpi="http://schemas.microsoft.com/office/word/2010/wordprocessingInk" xmlns:wps="http://schemas.microsoft.com/office/word/2010/wordprocessingShape" mc:Ignorable="w14 wp14">
-  <w:p>
-    <w:pPr>
-      <w:pStyle w:val="Header"/>
-      <w:spacing w:after="0"/>
-      <w:jc w:val="right"/>
-    </w:pPr>
-    <w:r>
-      <w:rPr>
-        <w:rFonts w:ascii="Arial" w:hAnsi="Arial"/>
-        <w:b/>
-        <w:color w:val="071C3D"/>
-        <w:sz w:val="22"/>
-      </w:rPr>
-      <w:t>bluefin</w:t>
-    </w:r>
-  </w:p>
-</w:hdr>
 </file>
 
 <file path=word/numbering.xml><?xml version="1.0" encoding="utf-8"?>
